--- a/capstone/narratives/Professional Self-Assessment.docx
+++ b/capstone/narratives/Professional Self-Assessment.docx
@@ -574,7 +574,7 @@
         <w:rPr>
           <w:rFonts w:ascii="Times New Roman" w:hAnsi="Times New Roman" w:cs="Times New Roman"/>
         </w:rPr>
-        <w:t>, outside the three enhancements in this portfolio, the service that runs learners' code is isolated: it has no internet access, a read-only file system, and no special system privileges, because it exists specifically to run code nobody has reviewed. When I added social sign-in, I wrote a guard against account takeover, so that someone who registered a victim's email address first could not keep a way into that account. Preparing this portfolio for public release was its own security exercise: I removed every credential, API key, and production server identifier from the code before publishing it.</w:t>
+        <w:t>, outside the three enhancements in this portfolio, the service that runs learners' code is isolated: it has no internet access, a read-only file system, and no special system privileges, because it exists specifically to run code nobody has reviewed. When I added social sign-in, I wrote a guard against account takeover, so that someone who registered a victim's email address first could not keep a way into that account. I treat privacy the same way: TrakCode encrypts the access tokens it stores for connected GitHub and LinkedIn accounts with AES-256-GCM, and deleting an account removes the learner's code, progress, and conversations with Trak instead of just hiding them. Preparing this portfolio for public release was its own security exercise: I removed every credential, API key, and production server identifier from the code before publishing it.</w:t>
       </w:r>
     </w:p>
     <w:p>
